--- a/documentation/AssureX_Claim_Engine_Technical_Blog.docx
+++ b/documentation/AssureX_Claim_Engine_Technical_Blog.docx
@@ -759,12 +759,12 @@
     </w:p>
     <w:p>
       <w:r>
-        <w:t>A receipt or invoice can contain purchase dates, product names, retailer details, amounts, model numbers, and serial numbers. AssureX can extract text from text-based PDFs and use Tesseract OCR for supported image files when Tesseract is installed. The extracted values are presented for review so a user can correct them before they become verified claim information.</w:t>
+        <w:t>A receipt or invoice can contain purchase dates, product names, retailer details, amounts, model numbers, and serial numbers. In AssureX, attach the file, click Verify, and then click Extract text. Text-based PDF pages are read directly; supported images and scanned PDF pages use local Tesseract OCR. The extracted values are presented for review so a user can correct them before they become verified claim information.</w:t>
       </w:r>
     </w:p>
     <w:p>
       <w:r>
-        <w:t>OCR is not a guarantee of correct data. A photograph may be blurred, tilted, faded, or cropped. Handwriting and unusual receipt layouts can also reduce extraction quality. Scanned PDF pages are not automatically converted to images for OCR in the current workflow. When extraction misses a field, users need to enter it manually and compare it with the original document.</w:t>
+        <w:t>OCR is not a guarantee of correct data. A photograph may be blurred, tilted, faded, or cropped. Handwriting and unusual receipt layouts can also reduce extraction quality. For a PDF, text is read page by page and the first five textless pages are rendered locally for OCR. This also supports mixed files that contain selectable text and scanned receipt pages. When extraction misses a field, users can enter it manually and compare it with the original document.</w:t>
       </w:r>
     </w:p>
     <w:p>
